--- a/Website_Asset_List.docx
+++ b/Website_Asset_List.docx
@@ -7,16 +7,8 @@
         <w:pStyle w:val="Title"/>
         <w:spacing w:after="400"/>
       </w:pPr>
-      <w:proofErr w:type="spellStart"/>
       <w:r>
-        <w:t>vDental</w:t>
-      </w:r>
-      <w:proofErr w:type="spellEnd"/>
-      <w:r>
-        <w:t xml:space="preserve"> </w:t>
-      </w:r>
-      <w:r>
-        <w:t>Website Asset Requirements &amp; Details</w:t>
+        <w:t>vDental Website Asset Requirements &amp; Details</w:t>
       </w:r>
     </w:p>
     <w:p>
@@ -60,12 +52,6 @@
         <w:gridCol w:w="2321"/>
       </w:tblGrid>
       <w:tr>
-        <w:tblPrEx>
-          <w:tblCellMar>
-            <w:top w:w="0" w:type="dxa"/>
-            <w:bottom w:w="0" w:type="dxa"/>
-          </w:tblCellMar>
-        </w:tblPrEx>
         <w:trPr>
           <w:tblHeader/>
         </w:trPr>
@@ -155,12 +141,6 @@
         </w:tc>
       </w:tr>
       <w:tr>
-        <w:tblPrEx>
-          <w:tblCellMar>
-            <w:top w:w="0" w:type="dxa"/>
-            <w:bottom w:w="0" w:type="dxa"/>
-          </w:tblCellMar>
-        </w:tblPrEx>
         <w:tc>
           <w:tcPr>
             <w:tcW w:w="0" w:type="auto"/>
@@ -188,63 +168,45 @@
             </w:tcMar>
           </w:tcPr>
           <w:p>
-            <w:proofErr w:type="spellStart"/>
             <w:r>
               <w:t>Global_Navbar_Logo.svg</w:t>
             </w:r>
-            <w:proofErr w:type="spellEnd"/>
-          </w:p>
-        </w:tc>
-        <w:tc>
-          <w:tcPr>
-            <w:tcW w:w="0" w:type="auto"/>
-            <w:tcMar>
-              <w:top w:w="100" w:type="dxa"/>
-              <w:left w:w="100" w:type="dxa"/>
-              <w:bottom w:w="100" w:type="dxa"/>
-              <w:right w:w="100" w:type="dxa"/>
-            </w:tcMar>
-          </w:tcPr>
-          <w:p>
-            <w:r>
-              <w:t xml:space="preserve">48 x 48 </w:t>
-            </w:r>
-            <w:proofErr w:type="spellStart"/>
-            <w:r>
-              <w:t>px</w:t>
-            </w:r>
-            <w:proofErr w:type="spellEnd"/>
-          </w:p>
-        </w:tc>
-        <w:tc>
-          <w:tcPr>
-            <w:tcW w:w="0" w:type="auto"/>
-            <w:tcMar>
-              <w:top w:w="100" w:type="dxa"/>
-              <w:left w:w="100" w:type="dxa"/>
-              <w:bottom w:w="100" w:type="dxa"/>
-              <w:right w:w="100" w:type="dxa"/>
-            </w:tcMar>
-          </w:tcPr>
-          <w:p>
-            <w:r>
-              <w:t xml:space="preserve">48 x 48 </w:t>
-            </w:r>
-            <w:proofErr w:type="spellStart"/>
-            <w:r>
-              <w:t>px</w:t>
-            </w:r>
-            <w:proofErr w:type="spellEnd"/>
+          </w:p>
+        </w:tc>
+        <w:tc>
+          <w:tcPr>
+            <w:tcW w:w="0" w:type="auto"/>
+            <w:tcMar>
+              <w:top w:w="100" w:type="dxa"/>
+              <w:left w:w="100" w:type="dxa"/>
+              <w:bottom w:w="100" w:type="dxa"/>
+              <w:right w:w="100" w:type="dxa"/>
+            </w:tcMar>
+          </w:tcPr>
+          <w:p>
+            <w:r>
+              <w:t>48 x 48 px</w:t>
+            </w:r>
+          </w:p>
+        </w:tc>
+        <w:tc>
+          <w:tcPr>
+            <w:tcW w:w="0" w:type="auto"/>
+            <w:tcMar>
+              <w:top w:w="100" w:type="dxa"/>
+              <w:left w:w="100" w:type="dxa"/>
+              <w:bottom w:w="100" w:type="dxa"/>
+              <w:right w:w="100" w:type="dxa"/>
+            </w:tcMar>
+          </w:tcPr>
+          <w:p>
+            <w:r>
+              <w:t>48 x 48 px</w:t>
+            </w:r>
           </w:p>
         </w:tc>
       </w:tr>
       <w:tr>
-        <w:tblPrEx>
-          <w:tblCellMar>
-            <w:top w:w="0" w:type="dxa"/>
-            <w:bottom w:w="0" w:type="dxa"/>
-          </w:tblCellMar>
-        </w:tblPrEx>
         <w:tc>
           <w:tcPr>
             <w:tcW w:w="0" w:type="auto"/>
@@ -272,53 +234,41 @@
             </w:tcMar>
           </w:tcPr>
           <w:p>
-            <w:proofErr w:type="spellStart"/>
             <w:r>
               <w:t>Global_Footer_Logo.svg</w:t>
             </w:r>
-            <w:proofErr w:type="spellEnd"/>
-          </w:p>
-        </w:tc>
-        <w:tc>
-          <w:tcPr>
-            <w:tcW w:w="0" w:type="auto"/>
-            <w:tcMar>
-              <w:top w:w="100" w:type="dxa"/>
-              <w:left w:w="100" w:type="dxa"/>
-              <w:bottom w:w="100" w:type="dxa"/>
-              <w:right w:w="100" w:type="dxa"/>
-            </w:tcMar>
-          </w:tcPr>
-          <w:p>
-            <w:r>
-              <w:t xml:space="preserve">44 x 44 </w:t>
-            </w:r>
-            <w:proofErr w:type="spellStart"/>
-            <w:r>
-              <w:t>px</w:t>
-            </w:r>
-            <w:proofErr w:type="spellEnd"/>
-          </w:p>
-        </w:tc>
-        <w:tc>
-          <w:tcPr>
-            <w:tcW w:w="0" w:type="auto"/>
-            <w:tcMar>
-              <w:top w:w="100" w:type="dxa"/>
-              <w:left w:w="100" w:type="dxa"/>
-              <w:bottom w:w="100" w:type="dxa"/>
-              <w:right w:w="100" w:type="dxa"/>
-            </w:tcMar>
-          </w:tcPr>
-          <w:p>
-            <w:r>
-              <w:t xml:space="preserve">44 x 44 </w:t>
-            </w:r>
-            <w:proofErr w:type="spellStart"/>
-            <w:r>
-              <w:t>px</w:t>
-            </w:r>
-            <w:proofErr w:type="spellEnd"/>
+          </w:p>
+        </w:tc>
+        <w:tc>
+          <w:tcPr>
+            <w:tcW w:w="0" w:type="auto"/>
+            <w:tcMar>
+              <w:top w:w="100" w:type="dxa"/>
+              <w:left w:w="100" w:type="dxa"/>
+              <w:bottom w:w="100" w:type="dxa"/>
+              <w:right w:w="100" w:type="dxa"/>
+            </w:tcMar>
+          </w:tcPr>
+          <w:p>
+            <w:r>
+              <w:t>44 x 44 px</w:t>
+            </w:r>
+          </w:p>
+        </w:tc>
+        <w:tc>
+          <w:tcPr>
+            <w:tcW w:w="0" w:type="auto"/>
+            <w:tcMar>
+              <w:top w:w="100" w:type="dxa"/>
+              <w:left w:w="100" w:type="dxa"/>
+              <w:bottom w:w="100" w:type="dxa"/>
+              <w:right w:w="100" w:type="dxa"/>
+            </w:tcMar>
+          </w:tcPr>
+          <w:p>
+            <w:r>
+              <w:t>44 x 44 px</w:t>
+            </w:r>
           </w:p>
         </w:tc>
       </w:tr>
@@ -356,12 +306,6 @@
         <w:gridCol w:w="1877"/>
       </w:tblGrid>
       <w:tr>
-        <w:tblPrEx>
-          <w:tblCellMar>
-            <w:top w:w="0" w:type="dxa"/>
-            <w:bottom w:w="0" w:type="dxa"/>
-          </w:tblCellMar>
-        </w:tblPrEx>
         <w:trPr>
           <w:tblHeader/>
         </w:trPr>
@@ -451,12 +395,6 @@
         </w:tc>
       </w:tr>
       <w:tr>
-        <w:tblPrEx>
-          <w:tblCellMar>
-            <w:top w:w="0" w:type="dxa"/>
-            <w:bottom w:w="0" w:type="dxa"/>
-          </w:tblCellMar>
-        </w:tblPrEx>
         <w:tc>
           <w:tcPr>
             <w:tcW w:w="0" w:type="auto"/>
@@ -485,15 +423,7 @@
           </w:tcPr>
           <w:p>
             <w:r>
-              <w:t>Home_HeroSlide</w:t>
-            </w:r>
-            <w:proofErr w:type="gramStart"/>
-            <w:r>
-              <w:t>_[</w:t>
-            </w:r>
-            <w:proofErr w:type="gramEnd"/>
-            <w:r>
-              <w:t>1-5].jpg</w:t>
+              <w:t>Home_HeroSlide_[1-5].jpg</w:t>
             </w:r>
           </w:p>
         </w:tc>
@@ -531,33 +461,144 @@
         </w:tc>
       </w:tr>
       <w:tr>
-        <w:tblPrEx>
-          <w:tblCellMar>
-            <w:top w:w="0" w:type="dxa"/>
-            <w:bottom w:w="0" w:type="dxa"/>
-          </w:tblCellMar>
-        </w:tblPrEx>
-        <w:tc>
-          <w:tcPr>
-            <w:tcW w:w="0" w:type="auto"/>
-            <w:tcMar>
-              <w:top w:w="100" w:type="dxa"/>
-              <w:left w:w="100" w:type="dxa"/>
-              <w:bottom w:w="100" w:type="dxa"/>
-              <w:right w:w="100" w:type="dxa"/>
-            </w:tcMar>
-          </w:tcPr>
-          <w:p>
-            <w:r>
+        <w:tc>
+          <w:tcPr>
+            <w:tcW w:w="0" w:type="auto"/>
+            <w:tcMar>
+              <w:top w:w="100" w:type="dxa"/>
+              <w:left w:w="100" w:type="dxa"/>
+              <w:bottom w:w="100" w:type="dxa"/>
+              <w:right w:w="100" w:type="dxa"/>
+            </w:tcMar>
+          </w:tcPr>
+          <w:p>
+            <w:pPr>
+              <w:rPr>
+                <w:b/>
+                <w:bCs/>
+              </w:rPr>
+            </w:pPr>
+            <w:r>
+              <w:rPr>
+                <w:b/>
+                <w:bCs/>
+              </w:rPr>
               <w:t>Services Preview Cards (x</w:t>
             </w:r>
             <w:r>
+              <w:rPr>
+                <w:b/>
+                <w:bCs/>
+              </w:rPr>
               <w:t>5</w:t>
             </w:r>
             <w:r>
+              <w:rPr>
+                <w:b/>
+                <w:bCs/>
+              </w:rPr>
               <w:t>)</w:t>
             </w:r>
           </w:p>
+          <w:p>
+            <w:pPr>
+              <w:rPr>
+                <w:b/>
+                <w:bCs/>
+              </w:rPr>
+            </w:pPr>
+          </w:p>
+          <w:p>
+            <w:pPr>
+              <w:rPr>
+                <w:b/>
+                <w:bCs/>
+              </w:rPr>
+            </w:pPr>
+            <w:r>
+              <w:rPr>
+                <w:b/>
+                <w:bCs/>
+              </w:rPr>
+              <w:t>Orthodontics</w:t>
+            </w:r>
+          </w:p>
+          <w:p>
+            <w:pPr>
+              <w:rPr>
+                <w:b/>
+                <w:bCs/>
+              </w:rPr>
+            </w:pPr>
+            <w:r>
+              <w:rPr>
+                <w:b/>
+                <w:bCs/>
+              </w:rPr>
+              <w:t>Oral Surgeries</w:t>
+            </w:r>
+          </w:p>
+          <w:p>
+            <w:pPr>
+              <w:rPr>
+                <w:b/>
+                <w:bCs/>
+              </w:rPr>
+            </w:pPr>
+            <w:r>
+              <w:rPr>
+                <w:b/>
+                <w:bCs/>
+              </w:rPr>
+              <w:t>Smile Makeover | Aesthetic</w:t>
+            </w:r>
+          </w:p>
+          <w:p>
+            <w:pPr>
+              <w:rPr>
+                <w:b/>
+                <w:bCs/>
+              </w:rPr>
+            </w:pPr>
+            <w:r>
+              <w:rPr>
+                <w:b/>
+                <w:bCs/>
+              </w:rPr>
+              <w:t>General Dentistry</w:t>
+            </w:r>
+          </w:p>
+          <w:p>
+            <w:pPr>
+              <w:rPr>
+                <w:b/>
+                <w:bCs/>
+              </w:rPr>
+            </w:pPr>
+            <w:r>
+              <w:rPr>
+                <w:b/>
+                <w:bCs/>
+              </w:rPr>
+              <w:t>Periodontal Treatments</w:t>
+            </w:r>
+          </w:p>
+          <w:p>
+            <w:pPr>
+              <w:rPr>
+                <w:b/>
+                <w:bCs/>
+              </w:rPr>
+            </w:pPr>
+            <w:r>
+              <w:rPr>
+                <w:b/>
+                <w:bCs/>
+              </w:rPr>
+              <w:t>Dental X-Rays</w:t>
+            </w:r>
+          </w:p>
+          <w:p/>
         </w:tc>
         <w:tc>
           <w:tcPr>
@@ -574,57 +615,148 @@
               <w:t>Home_ServiceCard_[Name].jpg</w:t>
             </w:r>
           </w:p>
-        </w:tc>
-        <w:tc>
-          <w:tcPr>
-            <w:tcW w:w="0" w:type="auto"/>
-            <w:tcMar>
-              <w:top w:w="100" w:type="dxa"/>
-              <w:left w:w="100" w:type="dxa"/>
-              <w:bottom w:w="100" w:type="dxa"/>
-              <w:right w:w="100" w:type="dxa"/>
-            </w:tcMar>
-          </w:tcPr>
-          <w:p>
-            <w:r>
-              <w:t xml:space="preserve">285 x 420 </w:t>
-            </w:r>
-            <w:proofErr w:type="spellStart"/>
-            <w:r>
-              <w:t>px</w:t>
-            </w:r>
-            <w:proofErr w:type="spellEnd"/>
-          </w:p>
-        </w:tc>
-        <w:tc>
-          <w:tcPr>
-            <w:tcW w:w="0" w:type="auto"/>
-            <w:tcMar>
-              <w:top w:w="100" w:type="dxa"/>
-              <w:left w:w="100" w:type="dxa"/>
-              <w:bottom w:w="100" w:type="dxa"/>
-              <w:right w:w="100" w:type="dxa"/>
-            </w:tcMar>
-          </w:tcPr>
-          <w:p>
-            <w:r>
-              <w:t xml:space="preserve">466 x 420 </w:t>
-            </w:r>
-            <w:proofErr w:type="spellStart"/>
-            <w:r>
-              <w:t>px</w:t>
-            </w:r>
-            <w:proofErr w:type="spellEnd"/>
-          </w:p>
+          <w:p/>
+          <w:p>
+            <w:r>
+              <w:t>Home_ServiceCard_[</w:t>
+            </w:r>
+            <w:r>
+              <w:t>1</w:t>
+            </w:r>
+            <w:r>
+              <w:t>].jpg</w:t>
+            </w:r>
+          </w:p>
+          <w:p>
+            <w:r>
+              <w:t>Home_ServiceCard_[</w:t>
+            </w:r>
+            <w:r>
+              <w:t>2</w:t>
+            </w:r>
+            <w:r>
+              <w:t>].jpg</w:t>
+            </w:r>
+          </w:p>
+          <w:p>
+            <w:r>
+              <w:t>.</w:t>
+            </w:r>
+          </w:p>
+          <w:p>
+            <w:r>
+              <w:t>.</w:t>
+            </w:r>
+          </w:p>
+          <w:p>
+            <w:r>
+              <w:t>.</w:t>
+            </w:r>
+          </w:p>
+          <w:p>
+            <w:r>
+              <w:t>.</w:t>
+            </w:r>
+          </w:p>
+        </w:tc>
+        <w:tc>
+          <w:tcPr>
+            <w:tcW w:w="0" w:type="auto"/>
+            <w:tcMar>
+              <w:top w:w="100" w:type="dxa"/>
+              <w:left w:w="100" w:type="dxa"/>
+              <w:bottom w:w="100" w:type="dxa"/>
+              <w:right w:w="100" w:type="dxa"/>
+            </w:tcMar>
+          </w:tcPr>
+          <w:p>
+            <w:r>
+              <w:t>2:3</w:t>
+            </w:r>
+          </w:p>
+          <w:p/>
+          <w:p>
+            <w:r>
+              <w:t>2:3</w:t>
+            </w:r>
+          </w:p>
+          <w:p>
+            <w:r>
+              <w:t>.</w:t>
+            </w:r>
+          </w:p>
+          <w:p>
+            <w:r>
+              <w:t>.</w:t>
+            </w:r>
+          </w:p>
+          <w:p>
+            <w:r>
+              <w:t>.</w:t>
+            </w:r>
+          </w:p>
+          <w:p>
+            <w:r>
+              <w:t>.</w:t>
+            </w:r>
+          </w:p>
+          <w:p>
+            <w:r>
+              <w:t>.</w:t>
+            </w:r>
+          </w:p>
+          <w:p/>
+        </w:tc>
+        <w:tc>
+          <w:tcPr>
+            <w:tcW w:w="0" w:type="auto"/>
+            <w:tcMar>
+              <w:top w:w="100" w:type="dxa"/>
+              <w:left w:w="100" w:type="dxa"/>
+              <w:bottom w:w="100" w:type="dxa"/>
+              <w:right w:w="100" w:type="dxa"/>
+            </w:tcMar>
+          </w:tcPr>
+          <w:p>
+            <w:r>
+              <w:t>4:5</w:t>
+            </w:r>
+          </w:p>
+          <w:p/>
+          <w:p>
+            <w:r>
+              <w:t>4:5</w:t>
+            </w:r>
+          </w:p>
+          <w:p>
+            <w:r>
+              <w:t>.</w:t>
+            </w:r>
+          </w:p>
+          <w:p>
+            <w:r>
+              <w:t>..</w:t>
+            </w:r>
+          </w:p>
+          <w:p>
+            <w:r>
+              <w:t>.</w:t>
+            </w:r>
+          </w:p>
+          <w:p>
+            <w:r>
+              <w:t>.</w:t>
+            </w:r>
+          </w:p>
+          <w:p>
+            <w:r>
+              <w:t>.</w:t>
+            </w:r>
+          </w:p>
+          <w:p/>
         </w:tc>
       </w:tr>
       <w:tr>
-        <w:tblPrEx>
-          <w:tblCellMar>
-            <w:top w:w="0" w:type="dxa"/>
-            <w:bottom w:w="0" w:type="dxa"/>
-          </w:tblCellMar>
-        </w:tblPrEx>
         <w:tc>
           <w:tcPr>
             <w:tcW w:w="0" w:type="auto"/>
@@ -669,34 +801,24 @@
           </w:tcPr>
           <w:p>
             <w:r>
-              <w:t xml:space="preserve">444 x 400 </w:t>
-            </w:r>
-            <w:proofErr w:type="spellStart"/>
-            <w:r>
-              <w:t>px</w:t>
-            </w:r>
-            <w:proofErr w:type="spellEnd"/>
-          </w:p>
-        </w:tc>
-        <w:tc>
-          <w:tcPr>
-            <w:tcW w:w="0" w:type="auto"/>
-            <w:tcMar>
-              <w:top w:w="100" w:type="dxa"/>
-              <w:left w:w="100" w:type="dxa"/>
-              <w:bottom w:w="100" w:type="dxa"/>
-              <w:right w:w="100" w:type="dxa"/>
-            </w:tcMar>
-          </w:tcPr>
-          <w:p>
-            <w:r>
-              <w:t xml:space="preserve">466 x 400 </w:t>
-            </w:r>
-            <w:proofErr w:type="spellStart"/>
-            <w:r>
-              <w:t>px</w:t>
-            </w:r>
-            <w:proofErr w:type="spellEnd"/>
+              <w:t>1:1</w:t>
+            </w:r>
+          </w:p>
+        </w:tc>
+        <w:tc>
+          <w:tcPr>
+            <w:tcW w:w="0" w:type="auto"/>
+            <w:tcMar>
+              <w:top w:w="100" w:type="dxa"/>
+              <w:left w:w="100" w:type="dxa"/>
+              <w:bottom w:w="100" w:type="dxa"/>
+              <w:right w:w="100" w:type="dxa"/>
+            </w:tcMar>
+          </w:tcPr>
+          <w:p>
+            <w:r>
+              <w:t>1:1</w:t>
+            </w:r>
           </w:p>
         </w:tc>
       </w:tr>
@@ -728,18 +850,12 @@
         <w:tblLook w:val="0000" w:firstRow="0" w:lastRow="0" w:firstColumn="0" w:lastColumn="0" w:noHBand="0" w:noVBand="0"/>
       </w:tblPr>
       <w:tblGrid>
-        <w:gridCol w:w="2680"/>
-        <w:gridCol w:w="2600"/>
-        <w:gridCol w:w="1679"/>
-        <w:gridCol w:w="2057"/>
+        <w:gridCol w:w="2709"/>
+        <w:gridCol w:w="2588"/>
+        <w:gridCol w:w="1671"/>
+        <w:gridCol w:w="2048"/>
       </w:tblGrid>
       <w:tr>
-        <w:tblPrEx>
-          <w:tblCellMar>
-            <w:top w:w="0" w:type="dxa"/>
-            <w:bottom w:w="0" w:type="dxa"/>
-          </w:tblCellMar>
-        </w:tblPrEx>
         <w:trPr>
           <w:tblHeader/>
         </w:trPr>
@@ -829,12 +945,6 @@
         </w:tc>
       </w:tr>
       <w:tr>
-        <w:tblPrEx>
-          <w:tblCellMar>
-            <w:top w:w="0" w:type="dxa"/>
-            <w:bottom w:w="0" w:type="dxa"/>
-          </w:tblCellMar>
-        </w:tblPrEx>
         <w:tc>
           <w:tcPr>
             <w:tcW w:w="0" w:type="auto"/>
@@ -885,53 +995,28 @@
               <w:t>48</w:t>
             </w:r>
             <w:r>
-              <w:t xml:space="preserve"> </w:t>
-            </w:r>
-            <w:proofErr w:type="spellStart"/>
-            <w:r>
-              <w:t>px</w:t>
-            </w:r>
-            <w:proofErr w:type="spellEnd"/>
-          </w:p>
-        </w:tc>
-        <w:tc>
-          <w:tcPr>
-            <w:tcW w:w="0" w:type="auto"/>
-            <w:tcMar>
-              <w:top w:w="100" w:type="dxa"/>
-              <w:left w:w="100" w:type="dxa"/>
-              <w:bottom w:w="100" w:type="dxa"/>
-              <w:right w:w="100" w:type="dxa"/>
-            </w:tcMar>
-          </w:tcPr>
-          <w:p>
-            <w:r>
-              <w:t>390</w:t>
-            </w:r>
-            <w:r>
-              <w:t xml:space="preserve"> x </w:t>
-            </w:r>
-            <w:r>
-              <w:t>507</w:t>
-            </w:r>
-            <w:r>
-              <w:t xml:space="preserve"> </w:t>
-            </w:r>
-            <w:proofErr w:type="spellStart"/>
-            <w:r>
-              <w:t>px</w:t>
-            </w:r>
-            <w:proofErr w:type="spellEnd"/>
+              <w:t xml:space="preserve"> px</w:t>
+            </w:r>
+          </w:p>
+        </w:tc>
+        <w:tc>
+          <w:tcPr>
+            <w:tcW w:w="0" w:type="auto"/>
+            <w:tcMar>
+              <w:top w:w="100" w:type="dxa"/>
+              <w:left w:w="100" w:type="dxa"/>
+              <w:bottom w:w="100" w:type="dxa"/>
+              <w:right w:w="100" w:type="dxa"/>
+            </w:tcMar>
+          </w:tcPr>
+          <w:p>
+            <w:r>
+              <w:t>4:5</w:t>
+            </w:r>
           </w:p>
         </w:tc>
       </w:tr>
       <w:tr>
-        <w:tblPrEx>
-          <w:tblCellMar>
-            <w:top w:w="0" w:type="dxa"/>
-            <w:bottom w:w="0" w:type="dxa"/>
-          </w:tblCellMar>
-        </w:tblPrEx>
         <w:tc>
           <w:tcPr>
             <w:tcW w:w="0" w:type="auto"/>
@@ -976,101 +1061,65 @@
           </w:tcPr>
           <w:p>
             <w:r>
-              <w:t>434</w:t>
-            </w:r>
-            <w:r>
-              <w:t xml:space="preserve"> x 420 </w:t>
-            </w:r>
-            <w:proofErr w:type="spellStart"/>
-            <w:r>
-              <w:t>px</w:t>
-            </w:r>
-            <w:proofErr w:type="spellEnd"/>
-          </w:p>
-        </w:tc>
-        <w:tc>
-          <w:tcPr>
-            <w:tcW w:w="0" w:type="auto"/>
-            <w:tcMar>
-              <w:top w:w="100" w:type="dxa"/>
-              <w:left w:w="100" w:type="dxa"/>
-              <w:bottom w:w="100" w:type="dxa"/>
-              <w:right w:w="100" w:type="dxa"/>
-            </w:tcMar>
-          </w:tcPr>
-          <w:p>
-            <w:r>
-              <w:t>365 x</w:t>
-            </w:r>
-            <w:r>
-              <w:t xml:space="preserve"> 420 </w:t>
-            </w:r>
-            <w:proofErr w:type="spellStart"/>
-            <w:r>
-              <w:t>px</w:t>
-            </w:r>
-            <w:proofErr w:type="spellEnd"/>
+              <w:t>4:5</w:t>
+            </w:r>
+          </w:p>
+        </w:tc>
+        <w:tc>
+          <w:tcPr>
+            <w:tcW w:w="0" w:type="auto"/>
+            <w:tcMar>
+              <w:top w:w="100" w:type="dxa"/>
+              <w:left w:w="100" w:type="dxa"/>
+              <w:bottom w:w="100" w:type="dxa"/>
+              <w:right w:w="100" w:type="dxa"/>
+            </w:tcMar>
+          </w:tcPr>
+          <w:p>
+            <w:r>
+              <w:t>4:5</w:t>
+            </w:r>
           </w:p>
         </w:tc>
       </w:tr>
       <w:tr>
-        <w:tblPrEx>
-          <w:tblCellMar>
-            <w:top w:w="0" w:type="dxa"/>
-            <w:bottom w:w="0" w:type="dxa"/>
-          </w:tblCellMar>
-        </w:tblPrEx>
-        <w:tc>
-          <w:tcPr>
-            <w:tcW w:w="0" w:type="auto"/>
-            <w:tcMar>
-              <w:top w:w="100" w:type="dxa"/>
-              <w:left w:w="100" w:type="dxa"/>
-              <w:bottom w:w="100" w:type="dxa"/>
-              <w:right w:w="100" w:type="dxa"/>
-            </w:tcMar>
-          </w:tcPr>
-          <w:p>
-            <w:r>
-              <w:t xml:space="preserve">Technology Grid </w:t>
-            </w:r>
-            <w:proofErr w:type="spellStart"/>
-            <w:r>
-              <w:t>Img</w:t>
-            </w:r>
-            <w:proofErr w:type="spellEnd"/>
-            <w:r>
-              <w:t xml:space="preserve"> 1 </w:t>
-            </w:r>
-            <w:r>
-              <w:t>-</w:t>
+        <w:tc>
+          <w:tcPr>
+            <w:tcW w:w="0" w:type="auto"/>
+            <w:tcMar>
+              <w:top w:w="100" w:type="dxa"/>
+              <w:left w:w="100" w:type="dxa"/>
+              <w:bottom w:w="100" w:type="dxa"/>
+              <w:right w:w="100" w:type="dxa"/>
+            </w:tcMar>
+          </w:tcPr>
+          <w:p>
+            <w:r>
+              <w:t xml:space="preserve">Technology Grid Img 1 </w:t>
+            </w:r>
+            <w:r>
+              <w:t>–</w:t>
             </w:r>
             <w:r>
               <w:t xml:space="preserve"> 4</w:t>
             </w:r>
           </w:p>
-        </w:tc>
-        <w:tc>
-          <w:tcPr>
-            <w:tcW w:w="0" w:type="auto"/>
-            <w:tcMar>
-              <w:top w:w="100" w:type="dxa"/>
-              <w:left w:w="100" w:type="dxa"/>
-              <w:bottom w:w="100" w:type="dxa"/>
-              <w:right w:w="100" w:type="dxa"/>
-            </w:tcMar>
-          </w:tcPr>
-          <w:p>
-            <w:r>
-              <w:t>About_Tech</w:t>
-            </w:r>
-            <w:proofErr w:type="gramStart"/>
-            <w:r>
-              <w:t>_[</w:t>
-            </w:r>
-            <w:proofErr w:type="gramEnd"/>
-            <w:r>
-              <w:t>1,</w:t>
+          <w:p/>
+          <w:p/>
+        </w:tc>
+        <w:tc>
+          <w:tcPr>
+            <w:tcW w:w="0" w:type="auto"/>
+            <w:tcMar>
+              <w:top w:w="100" w:type="dxa"/>
+              <w:left w:w="100" w:type="dxa"/>
+              <w:bottom w:w="100" w:type="dxa"/>
+              <w:right w:w="100" w:type="dxa"/>
+            </w:tcMar>
+          </w:tcPr>
+          <w:p>
+            <w:r>
+              <w:t>About_Tech_[1,</w:t>
             </w:r>
             <w:r>
               <w:t>2,3,</w:t>
@@ -1079,138 +1128,363 @@
               <w:t>4].jpg</w:t>
             </w:r>
           </w:p>
-        </w:tc>
-        <w:tc>
-          <w:tcPr>
-            <w:tcW w:w="0" w:type="auto"/>
-            <w:tcMar>
-              <w:top w:w="100" w:type="dxa"/>
-              <w:left w:w="100" w:type="dxa"/>
-              <w:bottom w:w="100" w:type="dxa"/>
-              <w:right w:w="100" w:type="dxa"/>
-            </w:tcMar>
-          </w:tcPr>
-          <w:p>
-            <w:r>
-              <w:t>210</w:t>
-            </w:r>
-            <w:r>
-              <w:t xml:space="preserve"> x 192 </w:t>
-            </w:r>
-            <w:proofErr w:type="spellStart"/>
-            <w:r>
-              <w:t>px</w:t>
-            </w:r>
-            <w:proofErr w:type="spellEnd"/>
-          </w:p>
-        </w:tc>
-        <w:tc>
-          <w:tcPr>
-            <w:tcW w:w="0" w:type="auto"/>
-            <w:tcMar>
-              <w:top w:w="100" w:type="dxa"/>
-              <w:left w:w="100" w:type="dxa"/>
-              <w:bottom w:w="100" w:type="dxa"/>
-              <w:right w:w="100" w:type="dxa"/>
-            </w:tcMar>
-          </w:tcPr>
-          <w:p>
-            <w:r>
-              <w:t xml:space="preserve">176 x 144 </w:t>
-            </w:r>
-            <w:proofErr w:type="spellStart"/>
-            <w:r>
-              <w:t>px</w:t>
-            </w:r>
-            <w:proofErr w:type="spellEnd"/>
-          </w:p>
+          <w:p/>
+          <w:p>
+            <w:pPr>
+              <w:rPr>
+                <w:b/>
+                <w:bCs/>
+              </w:rPr>
+            </w:pPr>
+            <w:r>
+              <w:rPr>
+                <w:b/>
+                <w:bCs/>
+              </w:rPr>
+              <w:t>Top-Left</w:t>
+            </w:r>
+            <w:r>
+              <w:rPr>
+                <w:b/>
+                <w:bCs/>
+              </w:rPr>
+              <w:t>_</w:t>
+            </w:r>
+            <w:r>
+              <w:rPr>
+                <w:b/>
+                <w:bCs/>
+              </w:rPr>
+              <w:t>Image</w:t>
+            </w:r>
+            <w:r>
+              <w:rPr>
+                <w:b/>
+                <w:bCs/>
+              </w:rPr>
+              <w:t>_1</w:t>
+            </w:r>
+          </w:p>
+          <w:p>
+            <w:pPr>
+              <w:rPr>
+                <w:b/>
+                <w:bCs/>
+              </w:rPr>
+            </w:pPr>
+            <w:r>
+              <w:rPr>
+                <w:b/>
+                <w:bCs/>
+              </w:rPr>
+              <w:t>Bottom-Left</w:t>
+            </w:r>
+            <w:r>
+              <w:rPr>
+                <w:b/>
+                <w:bCs/>
+              </w:rPr>
+              <w:t>_</w:t>
+            </w:r>
+            <w:r>
+              <w:rPr>
+                <w:b/>
+                <w:bCs/>
+              </w:rPr>
+              <w:t>Image</w:t>
+            </w:r>
+            <w:r>
+              <w:rPr>
+                <w:b/>
+                <w:bCs/>
+              </w:rPr>
+              <w:t>_2</w:t>
+            </w:r>
+          </w:p>
+          <w:p>
+            <w:pPr>
+              <w:rPr>
+                <w:b/>
+                <w:bCs/>
+              </w:rPr>
+            </w:pPr>
+            <w:r>
+              <w:rPr>
+                <w:b/>
+                <w:bCs/>
+              </w:rPr>
+              <w:t>Top-Right</w:t>
+            </w:r>
+            <w:r>
+              <w:rPr>
+                <w:b/>
+                <w:bCs/>
+              </w:rPr>
+              <w:t>_</w:t>
+            </w:r>
+            <w:r>
+              <w:rPr>
+                <w:b/>
+                <w:bCs/>
+              </w:rPr>
+              <w:t>Image</w:t>
+            </w:r>
+            <w:r>
+              <w:rPr>
+                <w:b/>
+                <w:bCs/>
+              </w:rPr>
+              <w:t>_3</w:t>
+            </w:r>
+          </w:p>
+          <w:p>
+            <w:r>
+              <w:rPr>
+                <w:b/>
+                <w:bCs/>
+              </w:rPr>
+              <w:t>Bottom-Right</w:t>
+            </w:r>
+            <w:r>
+              <w:rPr>
+                <w:b/>
+                <w:bCs/>
+              </w:rPr>
+              <w:t>_</w:t>
+            </w:r>
+            <w:r>
+              <w:rPr>
+                <w:b/>
+                <w:bCs/>
+              </w:rPr>
+              <w:t>Image</w:t>
+            </w:r>
+            <w:r>
+              <w:rPr>
+                <w:b/>
+                <w:bCs/>
+              </w:rPr>
+              <w:t>_4</w:t>
+            </w:r>
+          </w:p>
+          <w:p/>
+        </w:tc>
+        <w:tc>
+          <w:tcPr>
+            <w:tcW w:w="0" w:type="auto"/>
+            <w:tcMar>
+              <w:top w:w="100" w:type="dxa"/>
+              <w:left w:w="100" w:type="dxa"/>
+              <w:bottom w:w="100" w:type="dxa"/>
+              <w:right w:w="100" w:type="dxa"/>
+            </w:tcMar>
+          </w:tcPr>
+          <w:p/>
+          <w:p>
+            <w:pPr>
+              <w:rPr>
+                <w:b/>
+                <w:bCs/>
+              </w:rPr>
+            </w:pPr>
+          </w:p>
+          <w:p>
+            <w:r>
+              <w:rPr>
+                <w:b/>
+                <w:bCs/>
+              </w:rPr>
+              <w:t>PC:</w:t>
+            </w:r>
+            <w:r>
+              <w:t xml:space="preserve"> 3:2</w:t>
+            </w:r>
+          </w:p>
+          <w:p>
+            <w:r>
+              <w:t>1:1</w:t>
+            </w:r>
+          </w:p>
+          <w:p>
+            <w:r>
+              <w:t>3:4</w:t>
+            </w:r>
+          </w:p>
+          <w:p>
+            <w:r>
+              <w:t>3:2</w:t>
+            </w:r>
+          </w:p>
+          <w:p/>
+        </w:tc>
+        <w:tc>
+          <w:tcPr>
+            <w:tcW w:w="0" w:type="auto"/>
+            <w:tcMar>
+              <w:top w:w="100" w:type="dxa"/>
+              <w:left w:w="100" w:type="dxa"/>
+              <w:bottom w:w="100" w:type="dxa"/>
+              <w:right w:w="100" w:type="dxa"/>
+            </w:tcMar>
+          </w:tcPr>
+          <w:p/>
+          <w:p>
+            <w:pPr>
+              <w:rPr>
+                <w:b/>
+                <w:bCs/>
+              </w:rPr>
+            </w:pPr>
+          </w:p>
+          <w:p>
+            <w:r>
+              <w:rPr>
+                <w:b/>
+                <w:bCs/>
+              </w:rPr>
+              <w:t>Mobile:</w:t>
+            </w:r>
+            <w:r>
+              <w:t xml:space="preserve"> 3:2</w:t>
+            </w:r>
+          </w:p>
+          <w:p>
+            <w:r>
+              <w:t>1:1</w:t>
+            </w:r>
+          </w:p>
+          <w:p>
+            <w:r>
+              <w:t>3:4</w:t>
+            </w:r>
+          </w:p>
+          <w:p>
+            <w:r>
+              <w:t>3:2</w:t>
+            </w:r>
+          </w:p>
+          <w:p/>
         </w:tc>
       </w:tr>
       <w:tr>
-        <w:tblPrEx>
-          <w:tblCellMar>
-            <w:top w:w="0" w:type="dxa"/>
-            <w:bottom w:w="0" w:type="dxa"/>
-          </w:tblCellMar>
-        </w:tblPrEx>
-        <w:tc>
-          <w:tcPr>
-            <w:tcW w:w="0" w:type="auto"/>
-            <w:tcMar>
-              <w:top w:w="100" w:type="dxa"/>
-              <w:left w:w="100" w:type="dxa"/>
-              <w:bottom w:w="100" w:type="dxa"/>
-              <w:right w:w="100" w:type="dxa"/>
-            </w:tcMar>
-          </w:tcPr>
-          <w:p>
-            <w:r>
-              <w:t>Team Headshots</w:t>
-            </w:r>
-          </w:p>
-        </w:tc>
-        <w:tc>
-          <w:tcPr>
-            <w:tcW w:w="0" w:type="auto"/>
-            <w:tcMar>
-              <w:top w:w="100" w:type="dxa"/>
-              <w:left w:w="100" w:type="dxa"/>
-              <w:bottom w:w="100" w:type="dxa"/>
-              <w:right w:w="100" w:type="dxa"/>
-            </w:tcMar>
-          </w:tcPr>
-          <w:p>
-            <w:r>
-              <w:t>About_Team_[Name].jpg</w:t>
-            </w:r>
-          </w:p>
-        </w:tc>
-        <w:tc>
-          <w:tcPr>
-            <w:tcW w:w="0" w:type="auto"/>
-            <w:tcMar>
-              <w:top w:w="100" w:type="dxa"/>
-              <w:left w:w="100" w:type="dxa"/>
-              <w:bottom w:w="100" w:type="dxa"/>
-              <w:right w:w="100" w:type="dxa"/>
-            </w:tcMar>
-          </w:tcPr>
-          <w:p>
-            <w:r>
-              <w:t>287 x 216</w:t>
-            </w:r>
-            <w:r>
-              <w:t xml:space="preserve"> </w:t>
-            </w:r>
-            <w:proofErr w:type="spellStart"/>
-            <w:r>
-              <w:t>px</w:t>
-            </w:r>
-            <w:proofErr w:type="spellEnd"/>
-            <w:r>
-              <w:t xml:space="preserve"> </w:t>
-            </w:r>
-          </w:p>
-        </w:tc>
-        <w:tc>
-          <w:tcPr>
-            <w:tcW w:w="0" w:type="auto"/>
-            <w:tcMar>
-              <w:top w:w="100" w:type="dxa"/>
-              <w:left w:w="100" w:type="dxa"/>
-              <w:bottom w:w="100" w:type="dxa"/>
-              <w:right w:w="100" w:type="dxa"/>
-            </w:tcMar>
-          </w:tcPr>
-          <w:p>
-            <w:r>
-              <w:t xml:space="preserve">365 x 216 </w:t>
-            </w:r>
-            <w:proofErr w:type="spellStart"/>
-            <w:r>
-              <w:t>px</w:t>
-            </w:r>
-            <w:proofErr w:type="spellEnd"/>
+        <w:tc>
+          <w:tcPr>
+            <w:tcW w:w="0" w:type="auto"/>
+            <w:tcMar>
+              <w:top w:w="100" w:type="dxa"/>
+              <w:left w:w="100" w:type="dxa"/>
+              <w:bottom w:w="100" w:type="dxa"/>
+              <w:right w:w="100" w:type="dxa"/>
+            </w:tcMar>
+          </w:tcPr>
+          <w:p>
+            <w:r>
+              <w:t>Our team</w:t>
+            </w:r>
+          </w:p>
+        </w:tc>
+        <w:tc>
+          <w:tcPr>
+            <w:tcW w:w="0" w:type="auto"/>
+            <w:tcMar>
+              <w:top w:w="100" w:type="dxa"/>
+              <w:left w:w="100" w:type="dxa"/>
+              <w:bottom w:w="100" w:type="dxa"/>
+              <w:right w:w="100" w:type="dxa"/>
+            </w:tcMar>
+          </w:tcPr>
+          <w:p>
+            <w:r>
+              <w:t>About_Team_[</w:t>
+            </w:r>
+            <w:r>
+              <w:t>veron</w:t>
+            </w:r>
+            <w:r>
+              <w:t>].jpg</w:t>
+            </w:r>
+          </w:p>
+          <w:p>
+            <w:r>
+              <w:t>About_Team_[</w:t>
+            </w:r>
+            <w:r>
+              <w:t>penny</w:t>
+            </w:r>
+            <w:r>
+              <w:t>].jpg</w:t>
+            </w:r>
+          </w:p>
+          <w:p>
+            <w:r>
+              <w:lastRenderedPageBreak/>
+              <w:t>About_Team_[</w:t>
+            </w:r>
+            <w:r>
+              <w:t>dylan</w:t>
+            </w:r>
+            <w:r>
+              <w:t>].jpg</w:t>
+            </w:r>
+          </w:p>
+          <w:p/>
+          <w:p/>
+          <w:p/>
+        </w:tc>
+        <w:tc>
+          <w:tcPr>
+            <w:tcW w:w="0" w:type="auto"/>
+            <w:tcMar>
+              <w:top w:w="100" w:type="dxa"/>
+              <w:left w:w="100" w:type="dxa"/>
+              <w:bottom w:w="100" w:type="dxa"/>
+              <w:right w:w="100" w:type="dxa"/>
+            </w:tcMar>
+          </w:tcPr>
+          <w:p>
+            <w:r>
+              <w:lastRenderedPageBreak/>
+              <w:t>4:3</w:t>
+            </w:r>
+          </w:p>
+          <w:p>
+            <w:r>
+              <w:t>4:3</w:t>
+            </w:r>
+          </w:p>
+          <w:p>
+            <w:r>
+              <w:lastRenderedPageBreak/>
+              <w:t>4:3</w:t>
+            </w:r>
+          </w:p>
+        </w:tc>
+        <w:tc>
+          <w:tcPr>
+            <w:tcW w:w="0" w:type="auto"/>
+            <w:tcMar>
+              <w:top w:w="100" w:type="dxa"/>
+              <w:left w:w="100" w:type="dxa"/>
+              <w:bottom w:w="100" w:type="dxa"/>
+              <w:right w:w="100" w:type="dxa"/>
+            </w:tcMar>
+          </w:tcPr>
+          <w:p>
+            <w:r>
+              <w:lastRenderedPageBreak/>
+              <w:t>4:3</w:t>
+            </w:r>
+          </w:p>
+          <w:p>
+            <w:r>
+              <w:t>4:3</w:t>
+            </w:r>
+          </w:p>
+          <w:p>
+            <w:r>
+              <w:lastRenderedPageBreak/>
+              <w:t>4:3</w:t>
+            </w:r>
           </w:p>
         </w:tc>
       </w:tr>
@@ -1242,18 +1516,12 @@
         <w:tblLook w:val="0000" w:firstRow="0" w:lastRow="0" w:firstColumn="0" w:lastColumn="0" w:noHBand="0" w:noVBand="0"/>
       </w:tblPr>
       <w:tblGrid>
-        <w:gridCol w:w="2320"/>
-        <w:gridCol w:w="2880"/>
-        <w:gridCol w:w="1715"/>
-        <w:gridCol w:w="2101"/>
+        <w:gridCol w:w="2745"/>
+        <w:gridCol w:w="2698"/>
+        <w:gridCol w:w="1606"/>
+        <w:gridCol w:w="1967"/>
       </w:tblGrid>
       <w:tr>
-        <w:tblPrEx>
-          <w:tblCellMar>
-            <w:top w:w="0" w:type="dxa"/>
-            <w:bottom w:w="0" w:type="dxa"/>
-          </w:tblCellMar>
-        </w:tblPrEx>
         <w:trPr>
           <w:tblHeader/>
         </w:trPr>
@@ -1343,12 +1611,6 @@
         </w:tc>
       </w:tr>
       <w:tr>
-        <w:tblPrEx>
-          <w:tblCellMar>
-            <w:top w:w="0" w:type="dxa"/>
-            <w:bottom w:w="0" w:type="dxa"/>
-          </w:tblCellMar>
-        </w:tblPrEx>
         <w:tc>
           <w:tcPr>
             <w:tcW w:w="0" w:type="auto"/>
@@ -1393,53 +1655,28 @@
           </w:tcPr>
           <w:p>
             <w:r>
-              <w:t xml:space="preserve">1920 x 648 </w:t>
-            </w:r>
-            <w:proofErr w:type="spellStart"/>
-            <w:r>
-              <w:t>px</w:t>
-            </w:r>
-            <w:proofErr w:type="spellEnd"/>
-          </w:p>
-        </w:tc>
-        <w:tc>
-          <w:tcPr>
-            <w:tcW w:w="0" w:type="auto"/>
-            <w:tcMar>
-              <w:top w:w="100" w:type="dxa"/>
-              <w:left w:w="100" w:type="dxa"/>
-              <w:bottom w:w="100" w:type="dxa"/>
-              <w:right w:w="100" w:type="dxa"/>
-            </w:tcMar>
-          </w:tcPr>
-          <w:p>
-            <w:r>
-              <w:t xml:space="preserve">390 </w:t>
-            </w:r>
-            <w:r>
-              <w:t xml:space="preserve">x </w:t>
-            </w:r>
-            <w:r>
-              <w:t>507</w:t>
-            </w:r>
-            <w:r>
-              <w:t xml:space="preserve"> </w:t>
-            </w:r>
-            <w:proofErr w:type="spellStart"/>
-            <w:r>
-              <w:t>px</w:t>
-            </w:r>
-            <w:proofErr w:type="spellEnd"/>
+              <w:t>1920 x 648 px</w:t>
+            </w:r>
+          </w:p>
+        </w:tc>
+        <w:tc>
+          <w:tcPr>
+            <w:tcW w:w="0" w:type="auto"/>
+            <w:tcMar>
+              <w:top w:w="100" w:type="dxa"/>
+              <w:left w:w="100" w:type="dxa"/>
+              <w:bottom w:w="100" w:type="dxa"/>
+              <w:right w:w="100" w:type="dxa"/>
+            </w:tcMar>
+          </w:tcPr>
+          <w:p>
+            <w:r>
+              <w:t>4:5</w:t>
+            </w:r>
           </w:p>
         </w:tc>
       </w:tr>
       <w:tr>
-        <w:tblPrEx>
-          <w:tblCellMar>
-            <w:top w:w="0" w:type="dxa"/>
-            <w:bottom w:w="0" w:type="dxa"/>
-          </w:tblCellMar>
-        </w:tblPrEx>
         <w:tc>
           <w:tcPr>
             <w:tcW w:w="0" w:type="auto"/>
@@ -1455,6 +1692,98 @@
               <w:t>Active Service Details</w:t>
             </w:r>
           </w:p>
+          <w:p/>
+          <w:p>
+            <w:pPr>
+              <w:rPr>
+                <w:b/>
+                <w:bCs/>
+              </w:rPr>
+            </w:pPr>
+            <w:r>
+              <w:rPr>
+                <w:b/>
+                <w:bCs/>
+              </w:rPr>
+              <w:t>Orthodontics</w:t>
+            </w:r>
+          </w:p>
+          <w:p>
+            <w:pPr>
+              <w:rPr>
+                <w:b/>
+                <w:bCs/>
+              </w:rPr>
+            </w:pPr>
+            <w:r>
+              <w:rPr>
+                <w:b/>
+                <w:bCs/>
+              </w:rPr>
+              <w:t>Oral Surgeries</w:t>
+            </w:r>
+          </w:p>
+          <w:p>
+            <w:pPr>
+              <w:rPr>
+                <w:b/>
+                <w:bCs/>
+              </w:rPr>
+            </w:pPr>
+            <w:r>
+              <w:rPr>
+                <w:b/>
+                <w:bCs/>
+              </w:rPr>
+              <w:t>Smile Makeover | Aesthetic</w:t>
+            </w:r>
+          </w:p>
+          <w:p>
+            <w:pPr>
+              <w:rPr>
+                <w:b/>
+                <w:bCs/>
+              </w:rPr>
+            </w:pPr>
+            <w:r>
+              <w:rPr>
+                <w:b/>
+                <w:bCs/>
+              </w:rPr>
+              <w:t>General Dentistry</w:t>
+            </w:r>
+          </w:p>
+          <w:p>
+            <w:pPr>
+              <w:rPr>
+                <w:b/>
+                <w:bCs/>
+              </w:rPr>
+            </w:pPr>
+            <w:r>
+              <w:rPr>
+                <w:b/>
+                <w:bCs/>
+              </w:rPr>
+              <w:t>Periodontal Treatments</w:t>
+            </w:r>
+          </w:p>
+          <w:p>
+            <w:pPr>
+              <w:rPr>
+                <w:b/>
+                <w:bCs/>
+              </w:rPr>
+            </w:pPr>
+            <w:r>
+              <w:rPr>
+                <w:b/>
+                <w:bCs/>
+              </w:rPr>
+              <w:t>Dental X-Rays</w:t>
+            </w:r>
+          </w:p>
+          <w:p/>
         </w:tc>
         <w:tc>
           <w:tcPr>
@@ -1471,50 +1800,72 @@
               <w:t>Services_Detail_[Name].jpg</w:t>
             </w:r>
           </w:p>
-        </w:tc>
-        <w:tc>
-          <w:tcPr>
-            <w:tcW w:w="0" w:type="auto"/>
-            <w:tcMar>
-              <w:top w:w="100" w:type="dxa"/>
-              <w:left w:w="100" w:type="dxa"/>
-              <w:bottom w:w="100" w:type="dxa"/>
-              <w:right w:w="100" w:type="dxa"/>
-            </w:tcMar>
-          </w:tcPr>
-          <w:p>
-            <w:r>
-              <w:t>437</w:t>
-            </w:r>
-            <w:r>
-              <w:t xml:space="preserve"> x 340 </w:t>
-            </w:r>
-            <w:proofErr w:type="spellStart"/>
-            <w:r>
-              <w:t>px</w:t>
-            </w:r>
-            <w:proofErr w:type="spellEnd"/>
-          </w:p>
-        </w:tc>
-        <w:tc>
-          <w:tcPr>
-            <w:tcW w:w="0" w:type="auto"/>
-            <w:tcMar>
-              <w:top w:w="100" w:type="dxa"/>
-              <w:left w:w="100" w:type="dxa"/>
-              <w:bottom w:w="100" w:type="dxa"/>
-              <w:right w:w="100" w:type="dxa"/>
-            </w:tcMar>
-          </w:tcPr>
-          <w:p>
-            <w:r>
-              <w:t xml:space="preserve">365 x 340 </w:t>
-            </w:r>
-            <w:proofErr w:type="spellStart"/>
-            <w:r>
-              <w:t>px</w:t>
-            </w:r>
-            <w:proofErr w:type="spellEnd"/>
+          <w:p/>
+          <w:p>
+            <w:r>
+              <w:t>Services_Detail_[</w:t>
+            </w:r>
+            <w:r>
+              <w:t>1</w:t>
+            </w:r>
+            <w:r>
+              <w:t>].jpg</w:t>
+            </w:r>
+          </w:p>
+          <w:p>
+            <w:r>
+              <w:t>.</w:t>
+            </w:r>
+          </w:p>
+          <w:p>
+            <w:r>
+              <w:t>.</w:t>
+            </w:r>
+          </w:p>
+          <w:p>
+            <w:r>
+              <w:t>.</w:t>
+            </w:r>
+          </w:p>
+          <w:p>
+            <w:r>
+              <w:t>..</w:t>
+            </w:r>
+          </w:p>
+          <w:p/>
+          <w:p/>
+          <w:p/>
+        </w:tc>
+        <w:tc>
+          <w:tcPr>
+            <w:tcW w:w="0" w:type="auto"/>
+            <w:tcMar>
+              <w:top w:w="100" w:type="dxa"/>
+              <w:left w:w="100" w:type="dxa"/>
+              <w:bottom w:w="100" w:type="dxa"/>
+              <w:right w:w="100" w:type="dxa"/>
+            </w:tcMar>
+          </w:tcPr>
+          <w:p>
+            <w:r>
+              <w:t>3:2</w:t>
+            </w:r>
+          </w:p>
+        </w:tc>
+        <w:tc>
+          <w:tcPr>
+            <w:tcW w:w="0" w:type="auto"/>
+            <w:tcMar>
+              <w:top w:w="100" w:type="dxa"/>
+              <w:left w:w="100" w:type="dxa"/>
+              <w:bottom w:w="100" w:type="dxa"/>
+              <w:right w:w="100" w:type="dxa"/>
+            </w:tcMar>
+          </w:tcPr>
+          <w:p>
+            <w:r>
+              <w:t>1:1</w:t>
+            </w:r>
           </w:p>
         </w:tc>
       </w:tr>
@@ -1546,18 +1897,12 @@
         <w:tblLook w:val="0000" w:firstRow="0" w:lastRow="0" w:firstColumn="0" w:lastColumn="0" w:noHBand="0" w:noVBand="0"/>
       </w:tblPr>
       <w:tblGrid>
-        <w:gridCol w:w="2367"/>
-        <w:gridCol w:w="2882"/>
-        <w:gridCol w:w="1693"/>
-        <w:gridCol w:w="2074"/>
+        <w:gridCol w:w="2348"/>
+        <w:gridCol w:w="2930"/>
+        <w:gridCol w:w="1680"/>
+        <w:gridCol w:w="2058"/>
       </w:tblGrid>
       <w:tr>
-        <w:tblPrEx>
-          <w:tblCellMar>
-            <w:top w:w="0" w:type="dxa"/>
-            <w:bottom w:w="0" w:type="dxa"/>
-          </w:tblCellMar>
-        </w:tblPrEx>
         <w:trPr>
           <w:tblHeader/>
         </w:trPr>
@@ -1578,7 +1923,6 @@
                 <w:b/>
                 <w:bCs/>
               </w:rPr>
-              <w:lastRenderedPageBreak/>
               <w:t>Asset Location</w:t>
             </w:r>
           </w:p>
@@ -1648,12 +1992,6 @@
         </w:tc>
       </w:tr>
       <w:tr>
-        <w:tblPrEx>
-          <w:tblCellMar>
-            <w:top w:w="0" w:type="dxa"/>
-            <w:bottom w:w="0" w:type="dxa"/>
-          </w:tblCellMar>
-        </w:tblPrEx>
         <w:tc>
           <w:tcPr>
             <w:tcW w:w="0" w:type="auto"/>
@@ -1704,47 +2042,28 @@
               <w:t>48</w:t>
             </w:r>
             <w:r>
-              <w:t xml:space="preserve"> </w:t>
-            </w:r>
-            <w:proofErr w:type="spellStart"/>
-            <w:r>
-              <w:t>px</w:t>
-            </w:r>
-            <w:proofErr w:type="spellEnd"/>
-          </w:p>
-        </w:tc>
-        <w:tc>
-          <w:tcPr>
-            <w:tcW w:w="0" w:type="auto"/>
-            <w:tcMar>
-              <w:top w:w="100" w:type="dxa"/>
-              <w:left w:w="100" w:type="dxa"/>
-              <w:bottom w:w="100" w:type="dxa"/>
-              <w:right w:w="100" w:type="dxa"/>
-            </w:tcMar>
-          </w:tcPr>
-          <w:p>
-            <w:r>
-              <w:t>390 x 507</w:t>
-            </w:r>
-            <w:r>
-              <w:t xml:space="preserve"> </w:t>
-            </w:r>
-            <w:proofErr w:type="spellStart"/>
-            <w:r>
-              <w:t>px</w:t>
-            </w:r>
-            <w:proofErr w:type="spellEnd"/>
+              <w:t xml:space="preserve"> px</w:t>
+            </w:r>
+          </w:p>
+        </w:tc>
+        <w:tc>
+          <w:tcPr>
+            <w:tcW w:w="0" w:type="auto"/>
+            <w:tcMar>
+              <w:top w:w="100" w:type="dxa"/>
+              <w:left w:w="100" w:type="dxa"/>
+              <w:bottom w:w="100" w:type="dxa"/>
+              <w:right w:w="100" w:type="dxa"/>
+            </w:tcMar>
+          </w:tcPr>
+          <w:p>
+            <w:r>
+              <w:t>4:5</w:t>
+            </w:r>
           </w:p>
         </w:tc>
       </w:tr>
       <w:tr>
-        <w:tblPrEx>
-          <w:tblCellMar>
-            <w:top w:w="0" w:type="dxa"/>
-            <w:bottom w:w="0" w:type="dxa"/>
-          </w:tblCellMar>
-        </w:tblPrEx>
         <w:tc>
           <w:tcPr>
             <w:tcW w:w="0" w:type="auto"/>
@@ -1776,51 +2095,108 @@
               <w:t>Dentists_Profile_[Name].jpg</w:t>
             </w:r>
           </w:p>
-        </w:tc>
-        <w:tc>
-          <w:tcPr>
-            <w:tcW w:w="0" w:type="auto"/>
-            <w:tcMar>
-              <w:top w:w="100" w:type="dxa"/>
-              <w:left w:w="100" w:type="dxa"/>
-              <w:bottom w:w="100" w:type="dxa"/>
-              <w:right w:w="100" w:type="dxa"/>
-            </w:tcMar>
-          </w:tcPr>
-          <w:p>
-            <w:r>
-              <w:t>440</w:t>
-            </w:r>
-            <w:r>
-              <w:t xml:space="preserve"> x 420 </w:t>
-            </w:r>
-            <w:proofErr w:type="spellStart"/>
-            <w:r>
-              <w:t>px</w:t>
-            </w:r>
-            <w:proofErr w:type="spellEnd"/>
-          </w:p>
-        </w:tc>
-        <w:tc>
-          <w:tcPr>
-            <w:tcW w:w="0" w:type="auto"/>
-            <w:tcMar>
-              <w:top w:w="100" w:type="dxa"/>
-              <w:left w:w="100" w:type="dxa"/>
-              <w:bottom w:w="100" w:type="dxa"/>
-              <w:right w:w="100" w:type="dxa"/>
-            </w:tcMar>
-          </w:tcPr>
-          <w:p>
-            <w:r>
-              <w:t xml:space="preserve">365 x 420 </w:t>
-            </w:r>
-            <w:proofErr w:type="spellStart"/>
-            <w:r>
-              <w:t>px</w:t>
-            </w:r>
-            <w:proofErr w:type="spellEnd"/>
-          </w:p>
+          <w:p/>
+          <w:p>
+            <w:r>
+              <w:t>Dentists_Profile</w:t>
+            </w:r>
+            <w:r>
+              <w:t xml:space="preserve"> </w:t>
+            </w:r>
+            <w:r>
+              <w:t>_[veron].jpg</w:t>
+            </w:r>
+          </w:p>
+          <w:p>
+            <w:r>
+              <w:t>Dentists_Profile</w:t>
+            </w:r>
+            <w:r>
+              <w:t xml:space="preserve"> </w:t>
+            </w:r>
+            <w:r>
+              <w:t>_[penny].jpg</w:t>
+            </w:r>
+          </w:p>
+          <w:p>
+            <w:r>
+              <w:t>Dentists_Profile</w:t>
+            </w:r>
+            <w:r>
+              <w:t xml:space="preserve"> </w:t>
+            </w:r>
+            <w:r>
+              <w:t>_[dylan].jpg</w:t>
+            </w:r>
+          </w:p>
+          <w:p/>
+        </w:tc>
+        <w:tc>
+          <w:tcPr>
+            <w:tcW w:w="0" w:type="auto"/>
+            <w:tcMar>
+              <w:top w:w="100" w:type="dxa"/>
+              <w:left w:w="100" w:type="dxa"/>
+              <w:bottom w:w="100" w:type="dxa"/>
+              <w:right w:w="100" w:type="dxa"/>
+            </w:tcMar>
+          </w:tcPr>
+          <w:p>
+            <w:r>
+              <w:t>2:3</w:t>
+            </w:r>
+          </w:p>
+          <w:p/>
+          <w:p>
+            <w:r>
+              <w:t>.</w:t>
+            </w:r>
+          </w:p>
+          <w:p>
+            <w:r>
+              <w:t>.</w:t>
+            </w:r>
+          </w:p>
+          <w:p>
+            <w:r>
+              <w:t>.</w:t>
+            </w:r>
+          </w:p>
+          <w:p/>
+          <w:p/>
+        </w:tc>
+        <w:tc>
+          <w:tcPr>
+            <w:tcW w:w="0" w:type="auto"/>
+            <w:tcMar>
+              <w:top w:w="100" w:type="dxa"/>
+              <w:left w:w="100" w:type="dxa"/>
+              <w:bottom w:w="100" w:type="dxa"/>
+              <w:right w:w="100" w:type="dxa"/>
+            </w:tcMar>
+          </w:tcPr>
+          <w:p>
+            <w:r>
+              <w:t>1:1</w:t>
+            </w:r>
+          </w:p>
+          <w:p/>
+          <w:p>
+            <w:r>
+              <w:t>.</w:t>
+            </w:r>
+          </w:p>
+          <w:p>
+            <w:r>
+              <w:t>.</w:t>
+            </w:r>
+          </w:p>
+          <w:p>
+            <w:r>
+              <w:t>.</w:t>
+            </w:r>
+          </w:p>
+          <w:p/>
         </w:tc>
       </w:tr>
     </w:tbl>
@@ -1851,18 +2227,12 @@
         <w:tblLook w:val="0000" w:firstRow="0" w:lastRow="0" w:firstColumn="0" w:lastColumn="0" w:noHBand="0" w:noVBand="0"/>
       </w:tblPr>
       <w:tblGrid>
-        <w:gridCol w:w="2376"/>
-        <w:gridCol w:w="4021"/>
-        <w:gridCol w:w="1175"/>
-        <w:gridCol w:w="1444"/>
+        <w:gridCol w:w="2888"/>
+        <w:gridCol w:w="2983"/>
+        <w:gridCol w:w="1413"/>
+        <w:gridCol w:w="1732"/>
       </w:tblGrid>
       <w:tr>
-        <w:tblPrEx>
-          <w:tblCellMar>
-            <w:top w:w="0" w:type="dxa"/>
-            <w:bottom w:w="0" w:type="dxa"/>
-          </w:tblCellMar>
-        </w:tblPrEx>
         <w:trPr>
           <w:tblHeader/>
         </w:trPr>
@@ -1952,12 +2322,6 @@
         </w:tc>
       </w:tr>
       <w:tr>
-        <w:tblPrEx>
-          <w:tblCellMar>
-            <w:top w:w="0" w:type="dxa"/>
-            <w:bottom w:w="0" w:type="dxa"/>
-          </w:tblCellMar>
-        </w:tblPrEx>
         <w:tc>
           <w:tcPr>
             <w:tcW w:w="0" w:type="auto"/>
@@ -2008,44 +2372,28 @@
               <w:t>48</w:t>
             </w:r>
             <w:r>
-              <w:t xml:space="preserve"> </w:t>
-            </w:r>
-            <w:proofErr w:type="spellStart"/>
-            <w:r>
-              <w:t>px</w:t>
-            </w:r>
-            <w:proofErr w:type="spellEnd"/>
-          </w:p>
-        </w:tc>
-        <w:tc>
-          <w:tcPr>
-            <w:tcW w:w="0" w:type="auto"/>
-            <w:tcMar>
-              <w:top w:w="100" w:type="dxa"/>
-              <w:left w:w="100" w:type="dxa"/>
-              <w:bottom w:w="100" w:type="dxa"/>
-              <w:right w:w="100" w:type="dxa"/>
-            </w:tcMar>
-          </w:tcPr>
-          <w:p>
-            <w:r>
-              <w:t xml:space="preserve">390 x 507 </w:t>
-            </w:r>
-            <w:proofErr w:type="spellStart"/>
-            <w:r>
-              <w:t>px</w:t>
-            </w:r>
-            <w:proofErr w:type="spellEnd"/>
+              <w:t xml:space="preserve"> px</w:t>
+            </w:r>
+          </w:p>
+        </w:tc>
+        <w:tc>
+          <w:tcPr>
+            <w:tcW w:w="0" w:type="auto"/>
+            <w:tcMar>
+              <w:top w:w="100" w:type="dxa"/>
+              <w:left w:w="100" w:type="dxa"/>
+              <w:bottom w:w="100" w:type="dxa"/>
+              <w:right w:w="100" w:type="dxa"/>
+            </w:tcMar>
+          </w:tcPr>
+          <w:p>
+            <w:r>
+              <w:t>4:5</w:t>
+            </w:r>
           </w:p>
         </w:tc>
       </w:tr>
       <w:tr>
-        <w:tblPrEx>
-          <w:tblCellMar>
-            <w:top w:w="0" w:type="dxa"/>
-            <w:bottom w:w="0" w:type="dxa"/>
-          </w:tblCellMar>
-        </w:tblPrEx>
         <w:tc>
           <w:tcPr>
             <w:tcW w:w="0" w:type="auto"/>
@@ -2073,69 +2421,41 @@
             </w:tcMar>
           </w:tcPr>
           <w:p>
-            <w:proofErr w:type="spellStart"/>
-            <w:r>
-              <w:t>Gallery_Modal</w:t>
-            </w:r>
-            <w:proofErr w:type="spellEnd"/>
-            <w:r>
-              <w:t>_[</w:t>
-            </w:r>
-            <w:proofErr w:type="spellStart"/>
-            <w:proofErr w:type="gramStart"/>
-            <w:r>
-              <w:t>Temp.Ref</w:t>
-            </w:r>
-            <w:proofErr w:type="spellEnd"/>
-            <w:r>
-              <w:t>]_</w:t>
-            </w:r>
-            <w:proofErr w:type="gramEnd"/>
-            <w:r>
-              <w:t>[Before/After].jpg</w:t>
-            </w:r>
-          </w:p>
-        </w:tc>
-        <w:tc>
-          <w:tcPr>
-            <w:tcW w:w="0" w:type="auto"/>
-            <w:tcMar>
-              <w:top w:w="100" w:type="dxa"/>
-              <w:left w:w="100" w:type="dxa"/>
-              <w:bottom w:w="100" w:type="dxa"/>
-              <w:right w:w="100" w:type="dxa"/>
-            </w:tcMar>
-          </w:tcPr>
-          <w:p>
-            <w:r>
-              <w:t xml:space="preserve">336 x 288 </w:t>
-            </w:r>
-            <w:proofErr w:type="spellStart"/>
-            <w:r>
-              <w:t>px</w:t>
-            </w:r>
-            <w:proofErr w:type="spellEnd"/>
-          </w:p>
-        </w:tc>
-        <w:tc>
-          <w:tcPr>
-            <w:tcW w:w="0" w:type="auto"/>
-            <w:tcMar>
-              <w:top w:w="100" w:type="dxa"/>
-              <w:left w:w="100" w:type="dxa"/>
-              <w:bottom w:w="100" w:type="dxa"/>
-              <w:right w:w="100" w:type="dxa"/>
-            </w:tcMar>
-          </w:tcPr>
-          <w:p>
-            <w:r>
-              <w:t xml:space="preserve">366 x 192 </w:t>
-            </w:r>
-            <w:proofErr w:type="spellStart"/>
-            <w:r>
-              <w:t>px</w:t>
-            </w:r>
-            <w:proofErr w:type="spellEnd"/>
+            <w:r>
+              <w:t>Gallery_Modal_[Before/After].jpg</w:t>
+            </w:r>
+          </w:p>
+        </w:tc>
+        <w:tc>
+          <w:tcPr>
+            <w:tcW w:w="0" w:type="auto"/>
+            <w:tcMar>
+              <w:top w:w="100" w:type="dxa"/>
+              <w:left w:w="100" w:type="dxa"/>
+              <w:bottom w:w="100" w:type="dxa"/>
+              <w:right w:w="100" w:type="dxa"/>
+            </w:tcMar>
+          </w:tcPr>
+          <w:p>
+            <w:r>
+              <w:t>3:2</w:t>
+            </w:r>
+          </w:p>
+        </w:tc>
+        <w:tc>
+          <w:tcPr>
+            <w:tcW w:w="0" w:type="auto"/>
+            <w:tcMar>
+              <w:top w:w="100" w:type="dxa"/>
+              <w:left w:w="100" w:type="dxa"/>
+              <w:bottom w:w="100" w:type="dxa"/>
+              <w:right w:w="100" w:type="dxa"/>
+            </w:tcMar>
+          </w:tcPr>
+          <w:p>
+            <w:r>
+              <w:t>3:2</w:t>
+            </w:r>
           </w:p>
         </w:tc>
       </w:tr>
@@ -2173,12 +2493,6 @@
         <w:gridCol w:w="2302"/>
       </w:tblGrid>
       <w:tr>
-        <w:tblPrEx>
-          <w:tblCellMar>
-            <w:top w:w="0" w:type="dxa"/>
-            <w:bottom w:w="0" w:type="dxa"/>
-          </w:tblCellMar>
-        </w:tblPrEx>
         <w:trPr>
           <w:tblHeader/>
         </w:trPr>
@@ -2199,6 +2513,7 @@
                 <w:b/>
                 <w:bCs/>
               </w:rPr>
+              <w:lastRenderedPageBreak/>
               <w:t>Asset Location</w:t>
             </w:r>
           </w:p>
@@ -2268,12 +2583,6 @@
         </w:tc>
       </w:tr>
       <w:tr>
-        <w:tblPrEx>
-          <w:tblCellMar>
-            <w:top w:w="0" w:type="dxa"/>
-            <w:bottom w:w="0" w:type="dxa"/>
-          </w:tblCellMar>
-        </w:tblPrEx>
         <w:tc>
           <w:tcPr>
             <w:tcW w:w="0" w:type="auto"/>
@@ -2318,34 +2627,24 @@
           </w:tcPr>
           <w:p>
             <w:r>
-              <w:t xml:space="preserve">1920 x 648 </w:t>
-            </w:r>
-            <w:proofErr w:type="spellStart"/>
-            <w:r>
-              <w:t>px</w:t>
-            </w:r>
-            <w:proofErr w:type="spellEnd"/>
-          </w:p>
-        </w:tc>
-        <w:tc>
-          <w:tcPr>
-            <w:tcW w:w="0" w:type="auto"/>
-            <w:tcMar>
-              <w:top w:w="100" w:type="dxa"/>
-              <w:left w:w="100" w:type="dxa"/>
-              <w:bottom w:w="100" w:type="dxa"/>
-              <w:right w:w="100" w:type="dxa"/>
-            </w:tcMar>
-          </w:tcPr>
-          <w:p>
-            <w:r>
-              <w:t xml:space="preserve">390 x 507 </w:t>
-            </w:r>
-            <w:proofErr w:type="spellStart"/>
-            <w:r>
-              <w:t>px</w:t>
-            </w:r>
-            <w:proofErr w:type="spellEnd"/>
+              <w:t>1920 x 648 px</w:t>
+            </w:r>
+          </w:p>
+        </w:tc>
+        <w:tc>
+          <w:tcPr>
+            <w:tcW w:w="0" w:type="auto"/>
+            <w:tcMar>
+              <w:top w:w="100" w:type="dxa"/>
+              <w:left w:w="100" w:type="dxa"/>
+              <w:bottom w:w="100" w:type="dxa"/>
+              <w:right w:w="100" w:type="dxa"/>
+            </w:tcMar>
+          </w:tcPr>
+          <w:p>
+            <w:r>
+              <w:t>4:5</w:t>
+            </w:r>
           </w:p>
         </w:tc>
       </w:tr>
@@ -2383,12 +2682,6 @@
         <w:gridCol w:w="2316"/>
       </w:tblGrid>
       <w:tr>
-        <w:tblPrEx>
-          <w:tblCellMar>
-            <w:top w:w="0" w:type="dxa"/>
-            <w:bottom w:w="0" w:type="dxa"/>
-          </w:tblCellMar>
-        </w:tblPrEx>
         <w:trPr>
           <w:tblHeader/>
         </w:trPr>
@@ -2478,12 +2771,6 @@
         </w:tc>
       </w:tr>
       <w:tr>
-        <w:tblPrEx>
-          <w:tblCellMar>
-            <w:top w:w="0" w:type="dxa"/>
-            <w:bottom w:w="0" w:type="dxa"/>
-          </w:tblCellMar>
-        </w:tblPrEx>
         <w:tc>
           <w:tcPr>
             <w:tcW w:w="0" w:type="auto"/>
@@ -2534,34 +2821,24 @@
               <w:t>48</w:t>
             </w:r>
             <w:r>
-              <w:t xml:space="preserve"> </w:t>
-            </w:r>
-            <w:proofErr w:type="spellStart"/>
-            <w:r>
-              <w:t>px</w:t>
-            </w:r>
-            <w:proofErr w:type="spellEnd"/>
-          </w:p>
-        </w:tc>
-        <w:tc>
-          <w:tcPr>
-            <w:tcW w:w="0" w:type="auto"/>
-            <w:tcMar>
-              <w:top w:w="100" w:type="dxa"/>
-              <w:left w:w="100" w:type="dxa"/>
-              <w:bottom w:w="100" w:type="dxa"/>
-              <w:right w:w="100" w:type="dxa"/>
-            </w:tcMar>
-          </w:tcPr>
-          <w:p>
-            <w:r>
-              <w:t xml:space="preserve">390 x 507 </w:t>
-            </w:r>
-            <w:proofErr w:type="spellStart"/>
-            <w:r>
-              <w:t>px</w:t>
-            </w:r>
-            <w:proofErr w:type="spellEnd"/>
+              <w:t xml:space="preserve"> px</w:t>
+            </w:r>
+          </w:p>
+        </w:tc>
+        <w:tc>
+          <w:tcPr>
+            <w:tcW w:w="0" w:type="auto"/>
+            <w:tcMar>
+              <w:top w:w="100" w:type="dxa"/>
+              <w:left w:w="100" w:type="dxa"/>
+              <w:bottom w:w="100" w:type="dxa"/>
+              <w:right w:w="100" w:type="dxa"/>
+            </w:tcMar>
+          </w:tcPr>
+          <w:p>
+            <w:r>
+              <w:t>4:5</w:t>
+            </w:r>
           </w:p>
         </w:tc>
       </w:tr>
@@ -3066,6 +3343,7 @@
   <w:style w:type="paragraph" w:default="1" w:styleId="Normal">
     <w:name w:val="Normal"/>
     <w:qFormat/>
+    <w:rsid w:val="004805AE"/>
   </w:style>
   <w:style w:type="paragraph" w:styleId="Heading1">
     <w:name w:val="heading 1"/>
